--- a/briefings/线口监测午报-2026-08-30.docx
+++ b/briefings/线口监测午报-2026-08-30.docx
@@ -22,7 +22,7 @@
           <w:color w:val="888888"/>
           <w:sz w:val="18"/>
         </w:rPr>
-        <w:t>监测窗口:近48小时 | 生成时间:2026-08-30 15:12</w:t>
+        <w:t>监测窗口:近48小时 | 生成时间:2026-08-30 16:12</w:t>
       </w:r>
     </w:p>
     <w:p>
@@ -70,6 +70,108 @@
           <w:color w:val="888888"/>
           <w:sz w:val="24"/>
         </w:rPr>
+        <w:t>全球仅 3 家能铸：马斯克 SpaceX 突破 AI 供电瓶颈，自产涡轮叶片提前 18 个月投运</w:t>
+      </w:r>
+    </w:p>
+    <w:p>
+      <w:r>
+        <w:rPr>
+          <w:rFonts w:ascii="Times New Roman" w:hAnsi="Times New Roman" w:eastAsia="宋体"/>
+          <w:color w:val="888888"/>
+          <w:sz w:val="18"/>
+        </w:rPr>
+        <w:t>来源:IT之家 | 时间:08-30 15:53</w:t>
+      </w:r>
+    </w:p>
+    <w:p>
+      <w:r>
+        <w:rPr>
+          <w:rFonts w:ascii="Times New Roman" w:hAnsi="Times New Roman" w:eastAsia="宋体"/>
+          <w:sz w:val="18"/>
+        </w:rPr>
+        <w:t>链接:</w:t>
+      </w:r>
+      <w:hyperlink r:id="rId9">
+        <w:r>
+          <w:rPr>
+            <w:color w:val="0563C1"/>
+            <w:u w:val="single"/>
+          </w:rPr>
+          <w:t>全球仅 3 家能铸：马斯克 SpaceX 突破 AI 供电瓶颈，自产涡轮叶片提前 18 个月投运</w:t>
+        </w:r>
+      </w:hyperlink>
+    </w:p>
+    <w:p>
+      <w:pPr>
+        <w:pStyle w:val="Heading3"/>
+      </w:pPr>
+      <w:r>
+        <w:rPr>
+          <w:rFonts w:ascii="Times New Roman" w:hAnsi="Times New Roman" w:eastAsia="黑体"/>
+          <w:b w:val="0"/>
+          <w:color w:val="888888"/>
+          <w:sz w:val="24"/>
+        </w:rPr>
+        <w:t>【C级·参考】</w:t>
+      </w:r>
+      <w:r>
+        <w:rPr>
+          <w:rFonts w:ascii="Times New Roman" w:hAnsi="Times New Roman" w:eastAsia="黑体"/>
+          <w:b w:val="0"/>
+          <w:color w:val="888888"/>
+          <w:sz w:val="24"/>
+        </w:rPr>
+        <w:t>特斯拉车机系统有望接入 Grok Bot，打造移动 AI 工作站</w:t>
+      </w:r>
+    </w:p>
+    <w:p>
+      <w:r>
+        <w:rPr>
+          <w:rFonts w:ascii="Times New Roman" w:hAnsi="Times New Roman" w:eastAsia="宋体"/>
+          <w:color w:val="888888"/>
+          <w:sz w:val="18"/>
+        </w:rPr>
+        <w:t>来源:IT之家 | 时间:08-30 15:31</w:t>
+      </w:r>
+    </w:p>
+    <w:p>
+      <w:r>
+        <w:rPr>
+          <w:rFonts w:ascii="Times New Roman" w:hAnsi="Times New Roman" w:eastAsia="宋体"/>
+          <w:sz w:val="18"/>
+        </w:rPr>
+        <w:t>链接:</w:t>
+      </w:r>
+      <w:hyperlink r:id="rId10">
+        <w:r>
+          <w:rPr>
+            <w:color w:val="0563C1"/>
+            <w:u w:val="single"/>
+          </w:rPr>
+          <w:t>特斯拉车机系统有望接入 Grok Bot，打造移动 AI 工作站</w:t>
+        </w:r>
+      </w:hyperlink>
+    </w:p>
+    <w:p>
+      <w:pPr>
+        <w:pStyle w:val="Heading3"/>
+      </w:pPr>
+      <w:r>
+        <w:rPr>
+          <w:rFonts w:ascii="Times New Roman" w:hAnsi="Times New Roman" w:eastAsia="黑体"/>
+          <w:b w:val="0"/>
+          <w:color w:val="888888"/>
+          <w:sz w:val="24"/>
+        </w:rPr>
+        <w:t>【C级·参考】</w:t>
+      </w:r>
+      <w:r>
+        <w:rPr>
+          <w:rFonts w:ascii="Times New Roman" w:hAnsi="Times New Roman" w:eastAsia="黑体"/>
+          <w:b w:val="0"/>
+          <w:color w:val="888888"/>
+          <w:sz w:val="24"/>
+        </w:rPr>
         <w:t>R 星确认：《GTA 6》发售时不会有微交易和生成式 AI</w:t>
       </w:r>
     </w:p>
@@ -91,7 +193,7 @@
         </w:rPr>
         <w:t>链接:</w:t>
       </w:r>
-      <w:hyperlink r:id="rId9">
+      <w:hyperlink r:id="rId11">
         <w:r>
           <w:rPr>
             <w:color w:val="0563C1"/>
@@ -142,7 +244,7 @@
         </w:rPr>
         <w:t>链接:</w:t>
       </w:r>
-      <w:hyperlink r:id="rId10">
+      <w:hyperlink r:id="rId12">
         <w:r>
           <w:rPr>
             <w:color w:val="0563C1"/>
@@ -193,7 +295,7 @@
         </w:rPr>
         <w:t>链接:</w:t>
       </w:r>
-      <w:hyperlink r:id="rId11">
+      <w:hyperlink r:id="rId13">
         <w:r>
           <w:rPr>
             <w:color w:val="0563C1"/>
@@ -223,7 +325,7 @@
           <w:color w:val="888888"/>
           <w:sz w:val="24"/>
         </w:rPr>
-        <w:t>“史上最大规模版权盗窃”：Anthropic 被指侵权训练 Claude AI，单曲最高索赔 15 万美元</w:t>
+        <w:t>“史上最大规模版权盗窃”：索尼与华纳联合起诉 Anthropic，指控其大规模盗用版权音乐训练 AI 模型</w:t>
       </w:r>
     </w:p>
     <w:p>
@@ -244,13 +346,13 @@
         </w:rPr>
         <w:t>链接:</w:t>
       </w:r>
-      <w:hyperlink r:id="rId12">
+      <w:hyperlink r:id="rId14">
         <w:r>
           <w:rPr>
             <w:color w:val="0563C1"/>
             <w:u w:val="single"/>
           </w:rPr>
-          <w:t>“史上最大规模版权盗窃”：Anthropic 被指侵权训练 Claude AI，单曲最高索赔 15 万美元</w:t>
+          <w:t>“史上最大规模版权盗窃”：索尼与华纳联合起诉 Anthropic，指控其大规模盗用版权音乐训练 AI 模型</w:t>
         </w:r>
       </w:hyperlink>
     </w:p>
@@ -274,7 +376,7 @@
           <w:color w:val="888888"/>
           <w:sz w:val="24"/>
         </w:rPr>
-        <w:t>AI 人才争夺加码：台积电 2026Q2 奖金约为 360 亿新台币，同比增 50.6%</w:t>
+        <w:t>苹果AI眼镜2027年首秀，聚焦语音与视觉识别新体验</w:t>
       </w:r>
     </w:p>
     <w:p>
@@ -284,7 +386,7 @@
           <w:color w:val="888888"/>
           <w:sz w:val="18"/>
         </w:rPr>
-        <w:t>来源:IT之家 | 时间:08-30 08:55</w:t>
+        <w:t>来源:Bing新闻 | 时间:08-30 08:24</w:t>
       </w:r>
     </w:p>
     <w:p>
@@ -295,13 +397,13 @@
         </w:rPr>
         <w:t>链接:</w:t>
       </w:r>
-      <w:hyperlink r:id="rId13">
+      <w:hyperlink r:id="rId15">
         <w:r>
           <w:rPr>
             <w:color w:val="0563C1"/>
             <w:u w:val="single"/>
           </w:rPr>
-          <w:t>AI 人才争夺加码：台积电 2026Q2 奖金约为 360 亿新台币，同比增 50.6%</w:t>
+          <w:t>苹果AI眼镜2027年首秀，聚焦语音与视觉识别新体验</w:t>
         </w:r>
       </w:hyperlink>
     </w:p>
@@ -346,13 +448,64 @@
         </w:rPr>
         <w:t>链接:</w:t>
       </w:r>
-      <w:hyperlink r:id="rId14">
+      <w:hyperlink r:id="rId16">
         <w:r>
           <w:rPr>
             <w:color w:val="0563C1"/>
             <w:u w:val="single"/>
           </w:rPr>
           <w:t>苹果首款 AI 眼镜有望 2027 年亮相：首代无显示屏，瞄准语音与视觉识别</w:t>
+        </w:r>
+      </w:hyperlink>
+    </w:p>
+    <w:p>
+      <w:pPr>
+        <w:pStyle w:val="Heading3"/>
+      </w:pPr>
+      <w:r>
+        <w:rPr>
+          <w:rFonts w:ascii="Times New Roman" w:hAnsi="Times New Roman" w:eastAsia="黑体"/>
+          <w:b w:val="0"/>
+          <w:color w:val="888888"/>
+          <w:sz w:val="24"/>
+        </w:rPr>
+        <w:t>【C级·参考】</w:t>
+      </w:r>
+      <w:r>
+        <w:rPr>
+          <w:rFonts w:ascii="Times New Roman" w:hAnsi="Times New Roman" w:eastAsia="黑体"/>
+          <w:b w:val="0"/>
+          <w:color w:val="888888"/>
+          <w:sz w:val="24"/>
+        </w:rPr>
+        <w:t>苹果首款AI智能眼镜：2027年亮相，无显示屏的未来科技探索</w:t>
+      </w:r>
+    </w:p>
+    <w:p>
+      <w:r>
+        <w:rPr>
+          <w:rFonts w:ascii="Times New Roman" w:hAnsi="Times New Roman" w:eastAsia="宋体"/>
+          <w:color w:val="888888"/>
+          <w:sz w:val="18"/>
+        </w:rPr>
+        <w:t>来源:Bing新闻 | 时间:08-30 07:44</w:t>
+      </w:r>
+    </w:p>
+    <w:p>
+      <w:r>
+        <w:rPr>
+          <w:rFonts w:ascii="Times New Roman" w:hAnsi="Times New Roman" w:eastAsia="宋体"/>
+          <w:sz w:val="18"/>
+        </w:rPr>
+        <w:t>链接:</w:t>
+      </w:r>
+      <w:hyperlink r:id="rId17">
+        <w:r>
+          <w:rPr>
+            <w:color w:val="0563C1"/>
+            <w:u w:val="single"/>
+          </w:rPr>
+          <w:t>苹果首款AI智能眼镜：2027年亮相，无显示屏的未来科技探索</w:t>
         </w:r>
       </w:hyperlink>
     </w:p>
@@ -397,7 +550,7 @@
         </w:rPr>
         <w:t>链接:</w:t>
       </w:r>
-      <w:hyperlink r:id="rId15">
+      <w:hyperlink r:id="rId18">
         <w:r>
           <w:rPr>
             <w:color w:val="0563C1"/>
@@ -448,13 +601,64 @@
         </w:rPr>
         <w:t>链接:</w:t>
       </w:r>
-      <w:hyperlink r:id="rId16">
+      <w:hyperlink r:id="rId19">
         <w:r>
           <w:rPr>
             <w:color w:val="0563C1"/>
             <w:u w:val="single"/>
           </w:rPr>
           <w:t>苹果2027年推首款AI智能眼镜：无屏设计融合视觉智能 开启Siri交互新篇</w:t>
+        </w:r>
+      </w:hyperlink>
+    </w:p>
+    <w:p>
+      <w:pPr>
+        <w:pStyle w:val="Heading3"/>
+      </w:pPr>
+      <w:r>
+        <w:rPr>
+          <w:rFonts w:ascii="Times New Roman" w:hAnsi="Times New Roman" w:eastAsia="黑体"/>
+          <w:b w:val="0"/>
+          <w:color w:val="888888"/>
+          <w:sz w:val="24"/>
+        </w:rPr>
+        <w:t>【C级·参考】</w:t>
+      </w:r>
+      <w:r>
+        <w:rPr>
+          <w:rFonts w:ascii="Times New Roman" w:hAnsi="Times New Roman" w:eastAsia="黑体"/>
+          <w:b w:val="0"/>
+          <w:color w:val="888888"/>
+          <w:sz w:val="24"/>
+        </w:rPr>
+        <w:t>苹果2027年推首款AI眼镜：无屏主打AI交互，隐私防护成最大看点</w:t>
+      </w:r>
+    </w:p>
+    <w:p>
+      <w:r>
+        <w:rPr>
+          <w:rFonts w:ascii="Times New Roman" w:hAnsi="Times New Roman" w:eastAsia="宋体"/>
+          <w:color w:val="888888"/>
+          <w:sz w:val="18"/>
+        </w:rPr>
+        <w:t>来源:Bing新闻 | 时间:08-30 05:12</w:t>
+      </w:r>
+    </w:p>
+    <w:p>
+      <w:r>
+        <w:rPr>
+          <w:rFonts w:ascii="Times New Roman" w:hAnsi="Times New Roman" w:eastAsia="宋体"/>
+          <w:sz w:val="18"/>
+        </w:rPr>
+        <w:t>链接:</w:t>
+      </w:r>
+      <w:hyperlink r:id="rId20">
+        <w:r>
+          <w:rPr>
+            <w:color w:val="0563C1"/>
+            <w:u w:val="single"/>
+          </w:rPr>
+          <w:t>苹果2027年推首款AI眼镜：无屏主打AI交互，隐私防护成最大看点</w:t>
         </w:r>
       </w:hyperlink>
     </w:p>
@@ -499,7 +703,7 @@
         </w:rPr>
         <w:t>链接:</w:t>
       </w:r>
-      <w:hyperlink r:id="rId17">
+      <w:hyperlink r:id="rId21">
         <w:r>
           <w:rPr>
             <w:color w:val="0563C1"/>
@@ -550,7 +754,7 @@
         </w:rPr>
         <w:t>链接:</w:t>
       </w:r>
-      <w:hyperlink r:id="rId18">
+      <w:hyperlink r:id="rId22">
         <w:r>
           <w:rPr>
             <w:color w:val="0563C1"/>
@@ -601,64 +805,13 @@
         </w:rPr>
         <w:t>链接:</w:t>
       </w:r>
-      <w:hyperlink r:id="rId19">
+      <w:hyperlink r:id="rId23">
         <w:r>
           <w:rPr>
             <w:color w:val="0563C1"/>
             <w:u w:val="single"/>
           </w:rPr>
           <w:t>苹果首款AI眼镜定档2027：无屏设计、主打Siri视觉交互</w:t>
-        </w:r>
-      </w:hyperlink>
-    </w:p>
-    <w:p>
-      <w:pPr>
-        <w:pStyle w:val="Heading3"/>
-      </w:pPr>
-      <w:r>
-        <w:rPr>
-          <w:rFonts w:ascii="Times New Roman" w:hAnsi="Times New Roman" w:eastAsia="黑体"/>
-          <w:b w:val="0"/>
-          <w:color w:val="888888"/>
-          <w:sz w:val="24"/>
-        </w:rPr>
-        <w:t>【C级·参考】</w:t>
-      </w:r>
-      <w:r>
-        <w:rPr>
-          <w:rFonts w:ascii="Times New Roman" w:hAnsi="Times New Roman" w:eastAsia="黑体"/>
-          <w:b w:val="0"/>
-          <w:color w:val="888888"/>
-          <w:sz w:val="24"/>
-        </w:rPr>
-        <w:t>苹果AI眼镜2027年首秀，聚焦语音与视觉识别新体验</w:t>
-      </w:r>
-    </w:p>
-    <w:p>
-      <w:r>
-        <w:rPr>
-          <w:rFonts w:ascii="Times New Roman" w:hAnsi="Times New Roman" w:eastAsia="宋体"/>
-          <w:color w:val="888888"/>
-          <w:sz w:val="18"/>
-        </w:rPr>
-        <w:t>来源:Bing新闻 | 时间:08-29 18:24</w:t>
-      </w:r>
-    </w:p>
-    <w:p>
-      <w:r>
-        <w:rPr>
-          <w:rFonts w:ascii="Times New Roman" w:hAnsi="Times New Roman" w:eastAsia="宋体"/>
-          <w:sz w:val="18"/>
-        </w:rPr>
-        <w:t>链接:</w:t>
-      </w:r>
-      <w:hyperlink r:id="rId20">
-        <w:r>
-          <w:rPr>
-            <w:color w:val="0563C1"/>
-            <w:u w:val="single"/>
-          </w:rPr>
-          <w:t>苹果AI眼镜2027年首秀，聚焦语音与视觉识别新体验</w:t>
         </w:r>
       </w:hyperlink>
     </w:p>
@@ -715,7 +868,7 @@
         </w:rPr>
         <w:t>链接:</w:t>
       </w:r>
-      <w:hyperlink r:id="rId21">
+      <w:hyperlink r:id="rId24">
         <w:r>
           <w:rPr>
             <w:color w:val="0563C1"/>
@@ -766,7 +919,7 @@
         </w:rPr>
         <w:t>链接:</w:t>
       </w:r>
-      <w:hyperlink r:id="rId22">
+      <w:hyperlink r:id="rId25">
         <w:r>
           <w:rPr>
             <w:color w:val="0563C1"/>
@@ -829,115 +982,13 @@
         </w:rPr>
         <w:t>链接:</w:t>
       </w:r>
-      <w:hyperlink r:id="rId23">
+      <w:hyperlink r:id="rId26">
         <w:r>
           <w:rPr>
             <w:color w:val="0563C1"/>
             <w:u w:val="single"/>
           </w:rPr>
           <w:t>启境轩伟谈 L3 级自动驾驶架构：车主导、人放松，正常行驶不需要时刻紧绷接管</w:t>
-        </w:r>
-      </w:hyperlink>
-    </w:p>
-    <w:p>
-      <w:pPr>
-        <w:pStyle w:val="Heading3"/>
-      </w:pPr>
-      <w:r>
-        <w:rPr>
-          <w:rFonts w:ascii="Times New Roman" w:hAnsi="Times New Roman" w:eastAsia="黑体"/>
-          <w:b w:val="0"/>
-          <w:color w:val="888888"/>
-          <w:sz w:val="24"/>
-        </w:rPr>
-        <w:t>【C级·参考】</w:t>
-      </w:r>
-      <w:r>
-        <w:rPr>
-          <w:rFonts w:ascii="Times New Roman" w:hAnsi="Times New Roman" w:eastAsia="黑体"/>
-          <w:b w:val="0"/>
-          <w:color w:val="888888"/>
-          <w:sz w:val="24"/>
-        </w:rPr>
-        <w:t>有偿提供无人机破解服务，男子因提供侵入计算机信息系统程序罪获刑</w:t>
-      </w:r>
-    </w:p>
-    <w:p>
-      <w:r>
-        <w:rPr>
-          <w:rFonts w:ascii="Times New Roman" w:hAnsi="Times New Roman" w:eastAsia="宋体"/>
-          <w:color w:val="888888"/>
-          <w:sz w:val="18"/>
-        </w:rPr>
-        <w:t>来源:IT之家 | 时间:08-30 08:59</w:t>
-      </w:r>
-    </w:p>
-    <w:p>
-      <w:r>
-        <w:rPr>
-          <w:rFonts w:ascii="Times New Roman" w:hAnsi="Times New Roman" w:eastAsia="宋体"/>
-          <w:sz w:val="18"/>
-        </w:rPr>
-        <w:t>链接:</w:t>
-      </w:r>
-      <w:hyperlink r:id="rId24">
-        <w:r>
-          <w:rPr>
-            <w:color w:val="0563C1"/>
-            <w:u w:val="single"/>
-          </w:rPr>
-          <w:t>有偿提供无人机破解服务，男子因提供侵入计算机信息系统程序罪获刑</w:t>
-        </w:r>
-      </w:hyperlink>
-    </w:p>
-    <w:p>
-      <w:pPr>
-        <w:pStyle w:val="Heading3"/>
-      </w:pPr>
-      <w:r>
-        <w:rPr>
-          <w:rFonts w:ascii="Times New Roman" w:hAnsi="Times New Roman" w:eastAsia="黑体"/>
-          <w:b w:val="0"/>
-          <w:color w:val="888888"/>
-          <w:sz w:val="24"/>
-        </w:rPr>
-        <w:t>【C级·参考】</w:t>
-      </w:r>
-      <w:r>
-        <w:rPr>
-          <w:rFonts w:ascii="Times New Roman" w:hAnsi="Times New Roman" w:eastAsia="黑体"/>
-          <w:b w:val="0"/>
-          <w:color w:val="888888"/>
-          <w:sz w:val="24"/>
-        </w:rPr>
-        <w:t>极狐阿尔法 T7 预售 72 小时订单突破 3 万台，新车搭载华为乾崑智驾 ADS 5 Pro</w:t>
-      </w:r>
-    </w:p>
-    <w:p>
-      <w:r>
-        <w:rPr>
-          <w:rFonts w:ascii="Times New Roman" w:hAnsi="Times New Roman" w:eastAsia="宋体"/>
-          <w:color w:val="888888"/>
-          <w:sz w:val="18"/>
-        </w:rPr>
-        <w:t>来源:IT之家 | 时间:08-30 08:14</w:t>
-      </w:r>
-    </w:p>
-    <w:p>
-      <w:r>
-        <w:rPr>
-          <w:rFonts w:ascii="Times New Roman" w:hAnsi="Times New Roman" w:eastAsia="宋体"/>
-          <w:sz w:val="18"/>
-        </w:rPr>
-        <w:t>链接:</w:t>
-      </w:r>
-      <w:hyperlink r:id="rId25">
-        <w:r>
-          <w:rPr>
-            <w:color w:val="0563C1"/>
-            <w:u w:val="single"/>
-          </w:rPr>
-          <w:t>极狐阿尔法 T7 预售 72 小时订单突破 3 万台，新车搭载华为乾崑智驾 ADS 5 Pro</w:t>
         </w:r>
       </w:hyperlink>
     </w:p>
@@ -1011,7 +1062,7 @@
         </w:rPr>
         <w:t>链接:</w:t>
       </w:r>
-      <w:hyperlink r:id="rId26">
+      <w:hyperlink r:id="rId27">
         <w:r>
           <w:rPr>
             <w:color w:val="0563C1"/>
@@ -1062,7 +1113,7 @@
         </w:rPr>
         <w:t>链接:</w:t>
       </w:r>
-      <w:hyperlink r:id="rId27">
+      <w:hyperlink r:id="rId28">
         <w:r>
           <w:rPr>
             <w:color w:val="0563C1"/>
@@ -1113,7 +1164,7 @@
         </w:rPr>
         <w:t>链接:</w:t>
       </w:r>
-      <w:hyperlink r:id="rId28">
+      <w:hyperlink r:id="rId29">
         <w:r>
           <w:rPr>
             <w:color w:val="0563C1"/>
@@ -1164,7 +1215,7 @@
         </w:rPr>
         <w:t>链接:</w:t>
       </w:r>
-      <w:hyperlink r:id="rId29">
+      <w:hyperlink r:id="rId30">
         <w:r>
           <w:rPr>
             <w:color w:val="0563C1"/>
@@ -1217,7 +1268,7 @@
           <w:rFonts w:ascii="Times New Roman" w:hAnsi="Times New Roman" w:eastAsia="宋体"/>
           <w:sz w:val="18"/>
         </w:rPr>
-        <w:t>IT之家(60)、GameLook(2)、HackerNews(3)、Bing新闻(5)</w:t>
+        <w:t>IT之家(60)、GameLook(2)、HackerNews(3)、Bing新闻(7)</w:t>
       </w:r>
     </w:p>
     <w:p>
